--- a/documents/vp-kv5-durcevicjuraj.docx
+++ b/documents/vp-kv5-durcevicjuraj.docx
@@ -1154,15 +1154,7 @@
           <w:sz w:val="22"/>
           <w:szCs w:val="22"/>
         </w:rPr>
-        <w:t>.js - skripta</w:t>
-      </w:r>
-      <w:r>
-        <w:rPr>
-          <w:rFonts w:ascii="Arial" w:hAnsi="Arial" w:cs="Arial"/>
-          <w:sz w:val="22"/>
-          <w:szCs w:val="22"/>
-        </w:rPr>
-        <w:t xml:space="preserve"> za prikaz spider (radar) grafa, filtriranje i interakciju s galerijom.</w:t>
+        <w:t>.js - skripta za prikaz spider (radar) grafa, filtriranje i interakciju s galerijom.</w:t>
       </w:r>
     </w:p>
     <w:p>
@@ -1202,15 +1194,7 @@
           <w:sz w:val="22"/>
           <w:szCs w:val="22"/>
         </w:rPr>
-        <w:t xml:space="preserve"> </w:t>
-      </w:r>
-      <w:r>
-        <w:rPr>
-          <w:rFonts w:ascii="Arial" w:hAnsi="Arial" w:cs="Arial"/>
-          <w:sz w:val="22"/>
-          <w:szCs w:val="22"/>
-        </w:rPr>
-        <w:t>– skripta za prikaz bar charta s najpopularnijim kartama.</w:t>
+        <w:t xml:space="preserve"> – skripta za prikaz bar charta s najpopularnijim kartama.</w:t>
       </w:r>
     </w:p>
     <w:p>
@@ -1223,17 +1207,21 @@
         <w:spacing w:line="276" w:lineRule="auto"/>
         <w:rPr>
           <w:rFonts w:ascii="Arial" w:hAnsi="Arial" w:cs="Arial"/>
-          <w:sz w:val="22"/>
-          <w:szCs w:val="22"/>
-        </w:rPr>
-      </w:pPr>
-      <w:r>
-        <w:rPr>
-          <w:rFonts w:ascii="Arial" w:hAnsi="Arial" w:cs="Arial"/>
-          <w:sz w:val="22"/>
-          <w:szCs w:val="22"/>
-        </w:rPr>
-        <w:t>/images</w:t>
+          <w:b/>
+          <w:bCs/>
+          <w:sz w:val="22"/>
+          <w:szCs w:val="22"/>
+        </w:rPr>
+      </w:pPr>
+      <w:r>
+        <w:rPr>
+          <w:rFonts w:ascii="Arial" w:hAnsi="Arial" w:cs="Arial"/>
+          <w:b/>
+          <w:bCs/>
+          <w:sz w:val="22"/>
+          <w:szCs w:val="22"/>
+        </w:rPr>
+        <w:t>/scripts</w:t>
       </w:r>
     </w:p>
     <w:p>
@@ -1256,7 +1244,7 @@
           <w:sz w:val="22"/>
           <w:szCs w:val="22"/>
         </w:rPr>
-        <w:t>Slike korištene za pozadinu</w:t>
+        <w:t>cleanData.py – python skripta za čišćenje cards.csv</w:t>
       </w:r>
     </w:p>
     <w:p>
@@ -1269,17 +1257,21 @@
         <w:spacing w:line="276" w:lineRule="auto"/>
         <w:rPr>
           <w:rFonts w:ascii="Arial" w:hAnsi="Arial" w:cs="Arial"/>
-          <w:sz w:val="22"/>
-          <w:szCs w:val="22"/>
-        </w:rPr>
-      </w:pPr>
-      <w:r>
-        <w:rPr>
-          <w:rFonts w:ascii="Arial" w:hAnsi="Arial" w:cs="Arial"/>
-          <w:sz w:val="22"/>
-          <w:szCs w:val="22"/>
-        </w:rPr>
-        <w:t>/documents</w:t>
+          <w:b/>
+          <w:bCs/>
+          <w:sz w:val="22"/>
+          <w:szCs w:val="22"/>
+        </w:rPr>
+      </w:pPr>
+      <w:r>
+        <w:rPr>
+          <w:rFonts w:ascii="Arial" w:hAnsi="Arial" w:cs="Arial"/>
+          <w:b/>
+          <w:bCs/>
+          <w:sz w:val="22"/>
+          <w:szCs w:val="22"/>
+        </w:rPr>
+        <w:t>/images</w:t>
       </w:r>
     </w:p>
     <w:p>
@@ -1302,7 +1294,7 @@
           <w:sz w:val="22"/>
           <w:szCs w:val="22"/>
         </w:rPr>
-        <w:t>Predlošci za konstrukcijkse vježbe</w:t>
+        <w:t>Slike korištene za pozadinu</w:t>
       </w:r>
     </w:p>
     <w:p>
@@ -1315,6 +1307,57 @@
         <w:spacing w:line="276" w:lineRule="auto"/>
         <w:rPr>
           <w:rFonts w:ascii="Arial" w:hAnsi="Arial" w:cs="Arial"/>
+          <w:b/>
+          <w:bCs/>
+          <w:sz w:val="22"/>
+          <w:szCs w:val="22"/>
+        </w:rPr>
+      </w:pPr>
+      <w:r>
+        <w:rPr>
+          <w:rFonts w:ascii="Arial" w:hAnsi="Arial" w:cs="Arial"/>
+          <w:b/>
+          <w:bCs/>
+          <w:sz w:val="22"/>
+          <w:szCs w:val="22"/>
+        </w:rPr>
+        <w:t>/documents</w:t>
+      </w:r>
+    </w:p>
+    <w:p>
+      <w:pPr>
+        <w:pStyle w:val="NormalWeb"/>
+        <w:numPr>
+          <w:ilvl w:val="1"/>
+          <w:numId w:val="2"/>
+        </w:numPr>
+        <w:spacing w:line="276" w:lineRule="auto"/>
+        <w:rPr>
+          <w:rFonts w:ascii="Arial" w:hAnsi="Arial" w:cs="Arial"/>
+          <w:sz w:val="22"/>
+          <w:szCs w:val="22"/>
+        </w:rPr>
+      </w:pPr>
+      <w:r>
+        <w:rPr>
+          <w:rFonts w:ascii="Arial" w:hAnsi="Arial" w:cs="Arial"/>
+          <w:sz w:val="22"/>
+          <w:szCs w:val="22"/>
+        </w:rPr>
+        <w:lastRenderedPageBreak/>
+        <w:t>Predlošci za konstrukcijkse vježbe</w:t>
+      </w:r>
+    </w:p>
+    <w:p>
+      <w:pPr>
+        <w:pStyle w:val="NormalWeb"/>
+        <w:numPr>
+          <w:ilvl w:val="0"/>
+          <w:numId w:val="2"/>
+        </w:numPr>
+        <w:spacing w:line="276" w:lineRule="auto"/>
+        <w:rPr>
+          <w:rFonts w:ascii="Arial" w:hAnsi="Arial" w:cs="Arial"/>
           <w:sz w:val="22"/>
           <w:szCs w:val="22"/>
         </w:rPr>
@@ -1447,19 +1490,7 @@
         <w:t></w:t>
       </w:r>
       <w:r>
-        <w:t xml:space="preserve">  V</w:t>
-      </w:r>
-      <w:r>
-        <w:t xml:space="preserve">isual </w:t>
-      </w:r>
-      <w:r>
-        <w:t>S</w:t>
-      </w:r>
-      <w:r>
-        <w:t>tudio</w:t>
-      </w:r>
-      <w:r>
-        <w:t xml:space="preserve"> Code</w:t>
+        <w:t xml:space="preserve">  Visual Studio Code</w:t>
       </w:r>
     </w:p>
     <w:p>
@@ -1924,6 +1955,7 @@
           <w:sz w:val="22"/>
           <w:szCs w:val="22"/>
         </w:rPr>
+        <w:lastRenderedPageBreak/>
         <w:t xml:space="preserve">U sekciji </w:t>
       </w:r>
       <w:r>
